--- a/cloud/project/md_final/ch1/Chapter1_Olytics.docx
+++ b/cloud/project/md_final/ch1/Chapter1_Olytics.docx
@@ -396,7 +396,7 @@
           <w:sz w:val="32"/>
           <w:szCs w:val="32"/>
         </w:rPr>
-        <w:t xml:space="preserve">แบ่งชุดข้อมูลต้นทางออกเป็นชุดย่อยตามช่วงเวลา แล้วทยอยนำเข้าสู่พื้นที่จัดเก็บ Raw Zone บน Amazon S3 เพื่อจำลองลักษณะการเข้ามาของข้อมูลจริงที่เกิดขึ้นอย่างต่อเนื่อง</w:t>
+        <w:t xml:space="preserve">ดึงข้อมูลจากฐานข้อมูลต้นทาง (Database) แบ่งออกเป็นชุดย่อยตามช่วงเวลา แล้วทยอยนำเข้าสู่พื้นที่จัดเก็บ Raw Zone บน Amazon S3 เพื่อจำลองลักษณะการเข้ามาของข้อมูลจริงที่เกิดขึ้นอย่างต่อเนื่อง</w:t>
       </w:r>
     </w:p>
     <w:p>
@@ -1361,7 +1361,7 @@
                 <w:sz w:val="28"/>
                 <w:szCs w:val="28"/>
               </w:rPr>
-              <w:t xml:space="preserve">Amazon EventBridge</w:t>
+              <w:t xml:space="preserve">Amazon EC2</w:t>
             </w:r>
           </w:p>
         </w:tc>
@@ -1388,7 +1388,7 @@
                 <w:sz w:val="28"/>
                 <w:szCs w:val="28"/>
               </w:rPr>
-              <w:t xml:space="preserve">ตั้งเวลาให้ Pipeline ทำงานตามรอบที่กำหนด และเชื่อมเหตุการณ์ระหว่างบริการ</w:t>
+              <w:t xml:space="preserve">ติดตั้งและให้บริการเว็บแอปพลิเคชันสำหรับแสดงผล Dashboard</w:t>
             </w:r>
           </w:p>
         </w:tc>
@@ -1415,7 +1415,7 @@
                 <w:sz w:val="28"/>
                 <w:szCs w:val="28"/>
               </w:rPr>
-              <w:t xml:space="preserve">ใช้ LabRole ได้ตามปกติ</w:t>
+              <w:t xml:space="preserve">รองรับ nano ถึง large เท่านั้น, รันพร้อมกันไม่เกิน 9 Instance และรวมไม่เกิน 32 vCPU</w:t>
             </w:r>
           </w:p>
         </w:tc>
@@ -1447,7 +1447,7 @@
                 <w:sz w:val="28"/>
                 <w:szCs w:val="28"/>
               </w:rPr>
-              <w:t xml:space="preserve">Amazon EC2</w:t>
+              <w:t xml:space="preserve">Amazon CloudWatch</w:t>
             </w:r>
           </w:p>
         </w:tc>
@@ -1474,7 +1474,7 @@
                 <w:sz w:val="28"/>
                 <w:szCs w:val="28"/>
               </w:rPr>
-              <w:t xml:space="preserve">ติดตั้งและให้บริการเว็บแอปพลิเคชันสำหรับแสดงผล Dashboard</w:t>
+              <w:t xml:space="preserve">ติดตามการทำงานของ ETL Job และเก็บ Log เพื่อตรวจสอบข้อผิดพลาด</w:t>
             </w:r>
           </w:p>
         </w:tc>
@@ -1501,7 +1501,7 @@
                 <w:sz w:val="28"/>
                 <w:szCs w:val="28"/>
               </w:rPr>
-              <w:t xml:space="preserve">รองรับ nano ถึง large เท่านั้น, รันพร้อมกันไม่เกิน 9 Instance และรวมไม่เกิน 32 vCPU</w:t>
+              <w:t xml:space="preserve">ใช้งานได้ตามปกติ</w:t>
             </w:r>
           </w:p>
         </w:tc>
@@ -1533,7 +1533,7 @@
                 <w:sz w:val="28"/>
                 <w:szCs w:val="28"/>
               </w:rPr>
-              <w:t xml:space="preserve">Amazon CloudWatch</w:t>
+              <w:t xml:space="preserve">AWS CloudTrail</w:t>
             </w:r>
           </w:p>
         </w:tc>
@@ -1560,7 +1560,7 @@
                 <w:sz w:val="28"/>
                 <w:szCs w:val="28"/>
               </w:rPr>
-              <w:t xml:space="preserve">ติดตามการทำงานของ ETL Job และเก็บ Log เพื่อตรวจสอบข้อผิดพลาด</w:t>
+              <w:t xml:space="preserve">บันทึกประวัติการเรียกใช้ AWS API และกิจกรรมของผู้ใช้งานในบัญชี เพื่อการตรวจสอบย้อนหลังด้านความปลอดภัย</w:t>
             </w:r>
           </w:p>
         </w:tc>
@@ -1587,7 +1587,7 @@
                 <w:sz w:val="28"/>
                 <w:szCs w:val="28"/>
               </w:rPr>
-              <w:t xml:space="preserve">ใช้งานได้ตามปกติ</w:t>
+              <w:t xml:space="preserve">ใช้งานได้ตามปกติ ไม่มีข้อจำกัดพิเศษ</w:t>
             </w:r>
           </w:p>
         </w:tc>
@@ -1678,6 +1678,92 @@
           </w:p>
         </w:tc>
       </w:tr>
+      <w:tr>
+        <w:trPr>
+          <w:tblHeader w:val="false"/>
+        </w:trPr>
+        <w:tc>
+          <w:tcPr>
+            <w:tcW w:type="dxa" w:w="2100"/>
+            <w:tcMar>
+              <w:top w:type="dxa" w:w="80"/>
+              <w:left w:type="dxa" w:w="120"/>
+              <w:bottom w:type="dxa" w:w="80"/>
+              <w:right w:type="dxa" w:w="120"/>
+            </w:tcMar>
+          </w:tcPr>
+          <w:p>
+            <w:pPr>
+              <w:spacing w:after="0" w:before="0" w:line="300"/>
+              <w:jc w:val="left"/>
+            </w:pPr>
+            <w:r>
+              <w:rPr>
+                <w:rFonts w:ascii="Sarabun" w:cs="Sarabun" w:eastAsia="Sarabun" w:hAnsi="Sarabun"/>
+                <w:b w:val="false"/>
+                <w:bCs w:val="false"/>
+                <w:sz w:val="28"/>
+                <w:szCs w:val="28"/>
+              </w:rPr>
+              <w:t xml:space="preserve">Amazon SNS</w:t>
+            </w:r>
+          </w:p>
+        </w:tc>
+        <w:tc>
+          <w:tcPr>
+            <w:tcW w:type="dxa" w:w="3500"/>
+            <w:tcMar>
+              <w:top w:type="dxa" w:w="80"/>
+              <w:left w:type="dxa" w:w="120"/>
+              <w:bottom w:type="dxa" w:w="80"/>
+              <w:right w:type="dxa" w:w="120"/>
+            </w:tcMar>
+          </w:tcPr>
+          <w:p>
+            <w:pPr>
+              <w:spacing w:after="0" w:before="0" w:line="300"/>
+              <w:jc w:val="left"/>
+            </w:pPr>
+            <w:r>
+              <w:rPr>
+                <w:rFonts w:ascii="Sarabun" w:cs="Sarabun" w:eastAsia="Sarabun" w:hAnsi="Sarabun"/>
+                <w:b w:val="false"/>
+                <w:bCs w:val="false"/>
+                <w:sz w:val="28"/>
+                <w:szCs w:val="28"/>
+              </w:rPr>
+              <w:t xml:space="preserve">ส่งการแจ้งเตือนสถานะการทำงานของ ETL Pipeline (สำเร็จ/ล้มเหลว) ไปยังผู้ดูแลระบบ</w:t>
+            </w:r>
+          </w:p>
+        </w:tc>
+        <w:tc>
+          <w:tcPr>
+            <w:tcW w:type="dxa" w:w="3426"/>
+            <w:tcMar>
+              <w:top w:type="dxa" w:w="80"/>
+              <w:left w:type="dxa" w:w="120"/>
+              <w:bottom w:type="dxa" w:w="80"/>
+              <w:right w:type="dxa" w:w="120"/>
+            </w:tcMar>
+          </w:tcPr>
+          <w:p>
+            <w:pPr>
+              <w:spacing w:after="0" w:before="0" w:line="300"/>
+              <w:jc w:val="left"/>
+            </w:pPr>
+            <w:r>
+              <w:rPr>
+                <w:rFonts w:ascii="Sarabun" w:cs="Sarabun" w:eastAsia="Sarabun" w:hAnsi="Sarabun"/>
+                <w:b w:val="false"/>
+                <w:bCs w:val="false"/>
+                <w:sz w:val="28"/>
+                <w:szCs w:val="28"/>
+              </w:rPr>
+              <w:t xml:space="preserve">ใช้ LabRole ได้ ไม่มีข้อจำกัดพิเศษ</w:t>
+            </w:r>
+          </w:p>
+        </w:tc>
+      </w:tr>
     </w:tbl>
     <w:p>
       <w:pPr>
@@ -2074,6 +2160,25 @@
           <w:szCs w:val="32"/>
         </w:rPr>
         <w:t xml:space="preserve">กำหนดสิทธิ์การเข้าถึงทรัพยากรระหว่างบริการผ่าน LabRole ตามข้อจำกัดของสภาพแวดล้อม Learner Lab</w:t>
+      </w:r>
+    </w:p>
+    <w:p>
+      <w:pPr>
+        <w:pStyle w:val="ListParagraph"/>
+        <w:numPr>
+          <w:ilvl w:val="0"/>
+          <w:numId w:val="3"/>
+        </w:numPr>
+        <w:spacing w:after="100" w:before="0" w:line="360"/>
+        <w:jc w:val="thaiDistribute"/>
+      </w:pPr>
+      <w:r>
+        <w:rPr>
+          <w:rFonts w:ascii="Sarabun" w:cs="Sarabun" w:eastAsia="Sarabun" w:hAnsi="Sarabun"/>
+          <w:sz w:val="32"/>
+          <w:szCs w:val="32"/>
+        </w:rPr>
+        <w:t xml:space="preserve">บันทึกการเรียกใช้ AWS API ทั้งหมดผ่าน AWS CloudTrail เพื่อการตรวจสอบย้อนหลังหากเกิดเหตุการณ์ผิดปกติด้านความปลอดภัย</w:t>
       </w:r>
     </w:p>
     <w:p>
